--- a/tests/org.obeonetwork.m2doc.tests/resources/template/withBookmark/withBookmark-expected-generation.docx
+++ b/tests/org.obeonetwork.m2doc.tests/resources/template/withBookmark/withBookmark-expected-generation.docx
@@ -46,14 +46,14 @@
       <w:proofErr w:type="gramEnd"/>
       <w:bookmarkStart w:id="0" w:name="_GoBack"/>
       <w:bookmarkEnd w:id="0"/>
-      <w:bookmarkStart w:name="testid" w:id="94164937275234978129717713743089030164"/>
+      <w:bookmarkStart w:name="testid" w:id="144448572944683862322749553276664426053"/>
       <w:r>
         <w:rPr>
           <w:lang w:val="en-US"/>
         </w:rPr>
         <w:t>test</w:t>
       </w:r>
-      <w:bookmarkEnd w:id="94164937275234978129717713743089030164"/>
+      <w:bookmarkEnd w:id="144448572944683862322749553276664426053"/>
     </w:p>
     <w:p>
       <w:pPr>
@@ -67,23 +67,23 @@
         </w:rPr>
         <w:t/>
       </w:r>
-      <w:r w:rsidR="7C3A9DEE9BC54199AFFE70F2720DB2F8">
+      <w:r w:rsidR="7F736274A105BA826052B778AB69D19F">
         <w:fldChar w:fldCharType="begin"/>
       </w:r>
-      <w:r w:rsidR="7C3A9DEE9BC54199AFFE70F2720DB2F8">
+      <w:r w:rsidR="7F736274A105BA826052B778AB69D19F">
         <w:instrText xml:space="preserve"> REF testid \h </w:instrText>
       </w:r>
-      <w:r w:rsidR="7C3A9DEE9BC54199AFFE70F2720DB2F8">
+      <w:r w:rsidR="7F736274A105BA826052B778AB69D19F">
         <w:fldChar w:fldCharType="separate"/>
       </w:r>
-      <w:r w:rsidR="7C3A9DEE9BC54199AFFE70F2720DB2F8">
+      <w:r w:rsidR="7F736274A105BA826052B778AB69D19F">
         <w:rPr>
           <w:noProof/>
           <w:b w:val="on"/>
         </w:rPr>
         <w:t>testidref</w:t>
       </w:r>
-      <w:r w:rsidR="7C3A9DEE9BC54199AFFE70F2720DB2F8">
+      <w:r w:rsidR="7F736274A105BA826052B778AB69D19F">
         <w:fldChar w:fldCharType="end"/>
       </w:r>
     </w:p>

--- a/tests/org.obeonetwork.m2doc.tests/resources/template/withBookmark/withBookmark-expected-generation.docx
+++ b/tests/org.obeonetwork.m2doc.tests/resources/template/withBookmark/withBookmark-expected-generation.docx
@@ -46,14 +46,14 @@
       <w:proofErr w:type="gramEnd"/>
       <w:bookmarkStart w:id="0" w:name="_GoBack"/>
       <w:bookmarkEnd w:id="0"/>
-      <w:bookmarkStart w:name="testid" w:id="94164937275234978129717713743089030164"/>
+      <w:bookmarkStart w:name="testid" w:id="48771319971807336623738078222397330491"/>
       <w:r>
         <w:rPr>
           <w:lang w:val="en-US"/>
         </w:rPr>
         <w:t>test</w:t>
       </w:r>
-      <w:bookmarkEnd w:id="94164937275234978129717713743089030164"/>
+      <w:bookmarkEnd w:id="48771319971807336623738078222397330491"/>
     </w:p>
     <w:p>
       <w:pPr>
@@ -67,23 +67,23 @@
         </w:rPr>
         <w:t/>
       </w:r>
-      <w:r w:rsidR="7C3A9DEE9BC54199AFFE70F2720DB2F8">
+      <w:r w:rsidR="2BFC907A67704CE3B7E51B9A5B14ACC7">
         <w:fldChar w:fldCharType="begin"/>
       </w:r>
-      <w:r w:rsidR="7C3A9DEE9BC54199AFFE70F2720DB2F8">
+      <w:r w:rsidR="2BFC907A67704CE3B7E51B9A5B14ACC7">
         <w:instrText xml:space="preserve"> REF testid \h </w:instrText>
       </w:r>
-      <w:r w:rsidR="7C3A9DEE9BC54199AFFE70F2720DB2F8">
+      <w:r w:rsidR="2BFC907A67704CE3B7E51B9A5B14ACC7">
         <w:fldChar w:fldCharType="separate"/>
       </w:r>
-      <w:r w:rsidR="7C3A9DEE9BC54199AFFE70F2720DB2F8">
+      <w:r w:rsidR="2BFC907A67704CE3B7E51B9A5B14ACC7">
         <w:rPr>
           <w:noProof/>
           <w:b w:val="on"/>
         </w:rPr>
         <w:t>testidref</w:t>
       </w:r>
-      <w:r w:rsidR="7C3A9DEE9BC54199AFFE70F2720DB2F8">
+      <w:r w:rsidR="2BFC907A67704CE3B7E51B9A5B14ACC7">
         <w:fldChar w:fldCharType="end"/>
       </w:r>
     </w:p>
